--- a/public/cv/Alban_CV_B.docx
+++ b/public/cv/Alban_CV_B.docx
@@ -175,7 +175,7 @@
         <w:t xml:space="preserve"> with full-cycle R&amp;D experience in polymer-based delivery formulation, hydrogel and bioconjugation chemistry, continuous-flow biomanufacturing, and downstream purification. Research spans biodegradable PLGA microparticles for synthetic DNA encapsulation, DNA-immobilized hydrogel cartridges sustaining 100-day continuous mRNA production, perfluorocarbon-based high-capacity nucleic acid capture media, and stimuli-responsive biopolymer hydrogel networks. Process discipline includes systematic DOE-driven formulation optimization and positive-pressure cleanroom operation. </w:t>
       </w:r>
       <w:r>
-        <w:t>6</w:t>
+        <w:t>5</w:t>
       </w:r>
       <w:r>
         <w:t xml:space="preserve"> peer-reviewed publications, </w:t>
@@ -577,13 +577,7 @@
         <w:t>Formulated biodegradable PLGA polymeric microparticles for synthetic DNA encapsulation and environmental tracing</w:t>
       </w:r>
       <w:r>
-        <w:t xml:space="preserve"> via double-emulsion solvent evaporation; produced at gram scale under positive-pressure cleanroom conditions with SEM-characterized particle morphology. Validated platform performance in a DoD-funded field deployment, with encapsulated cargo remaining intact and qPCR-detectable at 7 km downstream from sub-milligram release across an 11 km² area</w:t>
-      </w:r>
-      <w:r>
-        <w:t>. D</w:t>
-      </w:r>
-      <w:r>
-        <w:t xml:space="preserve">emonstrating payload protection and sustained release under complex-matrix conditions. (First-author paper, </w:t>
+        <w:t xml:space="preserve"> via double-emulsion solvent evaporation; produced at gram scale under positive-pressure cleanroom conditions with SEM-characterized particle morphology. Validated platform performance in a DoD-funded field deployment, with encapsulated cargo remaining intact and qPCR-detectable at 7 km downstream from sub-milligram release across an 11 km² area. Demonstrating payload protection and sustained release under complex-matrix conditions. (First-author paper, </w:t>
       </w:r>
       <w:r>
         <w:rPr>
@@ -801,39 +795,7 @@
           <w:bCs/>
           <w:color w:val="1A3A5C"/>
         </w:rPr>
-        <w:t>Senior Research Assistant</w:t>
-      </w:r>
-      <w:r>
-        <w:rPr>
-          <w:b/>
-          <w:bCs/>
-          <w:color w:val="1A3A5C"/>
-        </w:rPr>
-        <w:t xml:space="preserve"> </w:t>
-      </w:r>
-      <w:r>
-        <w:rPr>
-          <w:b/>
-          <w:bCs/>
-          <w:color w:val="1A3A5C"/>
-        </w:rPr>
-        <w:t>&amp;</w:t>
-      </w:r>
-      <w:r>
-        <w:rPr>
-          <w:b/>
-          <w:bCs/>
-          <w:color w:val="1A3A5C"/>
-        </w:rPr>
-        <w:t xml:space="preserve"> </w:t>
-      </w:r>
-      <w:r>
-        <w:rPr>
-          <w:b/>
-          <w:bCs/>
-          <w:color w:val="1A3A5C"/>
-        </w:rPr>
-        <w:t>Undergraduate Research Assistant</w:t>
+        <w:t>Senior Research Assistant &amp; Undergraduate Research Assistant</w:t>
       </w:r>
       <w:r>
         <w:tab/>
@@ -1136,6 +1098,49 @@
         <w:spacing w:after="80" w:line="276" w:lineRule="auto"/>
       </w:pPr>
       <w:r>
+        <w:rPr>
+          <w:b/>
+          <w:bCs/>
+          <w:i/>
+          <w:iCs/>
+          <w:u w:val="single"/>
+        </w:rPr>
+        <w:t>Li, Z.</w:t>
+      </w:r>
+      <w:r>
+        <w:t xml:space="preserve">, Liu, Z., Yang, X., Luo, D. </w:t>
+      </w:r>
+      <w:r>
+        <w:rPr>
+          <w:i/>
+          <w:iCs/>
+        </w:rPr>
+        <w:t>“What the Records Don’t Carry: A Position on Researcher-AI Co-Adaptation in Exploratory Laboratory Research.”</w:t>
+      </w:r>
+      <w:r>
+        <w:t xml:space="preserve"> </w:t>
+      </w:r>
+      <w:r>
+        <w:rPr>
+          <w:b/>
+          <w:bCs/>
+        </w:rPr>
+        <w:t>ICML Workshop on AI for Science</w:t>
+      </w:r>
+      <w:r>
+        <w:t>, (2026).</w:t>
+      </w:r>
+    </w:p>
+    <w:p>
+      <w:pPr>
+        <w:pStyle w:val="ListParagraph"/>
+        <w:numPr>
+          <w:ilvl w:val="0"/>
+          <w:numId w:val="2"/>
+        </w:numPr>
+        <w:spacing w:after="80" w:line="276" w:lineRule="auto"/>
+      </w:pPr>
+      <w:r>
         <w:t xml:space="preserve">Wang, D., </w:t>
       </w:r>
       <w:r>
@@ -1333,92 +1338,6 @@
           <w:t>DOI</w:t>
         </w:r>
       </w:hyperlink>
-    </w:p>
-    <w:p>
-      <w:pPr>
-        <w:pStyle w:val="ListParagraph"/>
-        <w:numPr>
-          <w:ilvl w:val="0"/>
-          <w:numId w:val="2"/>
-        </w:numPr>
-        <w:spacing w:after="80" w:line="276" w:lineRule="auto"/>
-      </w:pPr>
-      <w:r>
-        <w:rPr>
-          <w:b/>
-          <w:bCs/>
-          <w:i/>
-          <w:iCs/>
-          <w:u w:val="single"/>
-        </w:rPr>
-        <w:t>Li, Z.</w:t>
-      </w:r>
-      <w:r>
-        <w:t xml:space="preserve">, Liu, Z., Yang, X., Luo, D. </w:t>
-      </w:r>
-      <w:r>
-        <w:rPr>
-          <w:i/>
-          <w:iCs/>
-        </w:rPr>
-        <w:t>“What the Records Don’t Carry: A Position on Researcher-AI Co-Adaptation in Exploratory Laboratory Research.”</w:t>
-      </w:r>
-      <w:r>
-        <w:t xml:space="preserve"> Under review at </w:t>
-      </w:r>
-      <w:r>
-        <w:rPr>
-          <w:b/>
-          <w:bCs/>
-        </w:rPr>
-        <w:t>ICML Workshop on AI for Science</w:t>
-      </w:r>
-      <w:r>
-        <w:t>, (2026).</w:t>
-      </w:r>
-    </w:p>
-    <w:p>
-      <w:pPr>
-        <w:pStyle w:val="ListParagraph"/>
-        <w:numPr>
-          <w:ilvl w:val="0"/>
-          <w:numId w:val="2"/>
-        </w:numPr>
-        <w:spacing w:after="80" w:line="276" w:lineRule="auto"/>
-      </w:pPr>
-      <w:r>
-        <w:rPr>
-          <w:b/>
-          <w:bCs/>
-          <w:i/>
-          <w:iCs/>
-          <w:u w:val="single"/>
-        </w:rPr>
-        <w:t>Li, Z.</w:t>
-      </w:r>
-      <w:r>
-        <w:t xml:space="preserve"> </w:t>
-      </w:r>
-      <w:r>
-        <w:rPr>
-          <w:i/>
-          <w:iCs/>
-        </w:rPr>
-        <w:t>“Apprenticeship Without Proximity: An Agent Skills Architecture for Unwritten Experimental Judgment.”</w:t>
-      </w:r>
-      <w:r>
-        <w:t xml:space="preserve"> Under review at </w:t>
-      </w:r>
-      <w:r>
-        <w:rPr>
-          <w:b/>
-          <w:bCs/>
-        </w:rPr>
-        <w:t>ACM CAIS Workshop on Agent Skills</w:t>
-      </w:r>
-      <w:r>
-        <w:t>, (2026).</w:t>
-      </w:r>
     </w:p>
     <w:p>
       <w:pPr>
@@ -2463,6 +2382,7 @@
   <w:style w:type="character" w:default="1" w:styleId="DefaultParagraphFont">
     <w:name w:val="Default Paragraph Font"/>
     <w:uiPriority w:val="1"/>
+    <w:semiHidden/>
     <w:unhideWhenUsed/>
   </w:style>
   <w:style w:type="table" w:default="1" w:styleId="TableNormal">
